--- a/docs/report.docx
+++ b/docs/report.docx
@@ -35,7 +35,7 @@
         <w:jc w:val="center"/>
       </w:pPr>
       <w:r>
-        <w:t xml:space="preserve">Стек: Node.js, Express, SQLite, Jest/Supertest, Docker, Jenkins, GitHub</w:t>
+        <w:t xml:space="preserve">Стек: Node.js, Express, SQLite, Jest/Supertest, pm2, Jenkins, GitHub</w:t>
       </w:r>
     </w:p>
     <w:p>
@@ -130,7 +130,7 @@
         <w:spacing w:after="120"/>
       </w:pPr>
       <w:r>
-        <w:t xml:space="preserve">Такое разделение позволяет независимо разворачивать и тестировать серверную часть в контейнере, что используется на этапе Deploy пайплайна Jenkins.</w:t>
+        <w:t xml:space="preserve">Такое разделение позволяет независимо развивать и тестировать серверную часть, что используется на этапе Deploy пайплайна Jenkins (процесс сервера перезапускается менеджером pm2 без использования Docker).</w:t>
       </w:r>
     </w:p>
     <w:p>
@@ -2195,20 +2195,7 @@
                 <w:sz w:val="18"/>
                 <w:szCs w:val="18"/>
               </w:rPr>
-              <w:t xml:space="preserve">sudo apt update &amp;&amp; sudo apt install -y jenkins docker.io</w:t>
-            </w:r>
-          </w:p>
-          <w:p>
-            <w:pPr>
-              <w:spacing w:after="0"/>
-            </w:pPr>
-            <w:r>
-              <w:rPr>
-                <w:rFonts w:ascii="Consolas" w:cs="Consolas" w:eastAsia="Consolas" w:hAnsi="Consolas"/>
-                <w:sz w:val="18"/>
-                <w:szCs w:val="18"/>
-              </w:rPr>
-              <w:t xml:space="preserve">sudo usermod -aG docker jenkins</w:t>
+              <w:t xml:space="preserve">sudo apt update &amp;&amp; sudo apt install -y jenkins</w:t>
             </w:r>
           </w:p>
           <w:p>
@@ -2298,15 +2285,10 @@
     </w:p>
     <w:p>
       <w:pPr>
-        <w:pStyle w:val="ListParagraph"/>
-        <w:numPr>
-          <w:ilvl w:val="0"/>
-          <w:numId w:val="1"/>
-        </w:numPr>
-        <w:spacing w:after="60"/>
-      </w:pPr>
-      <w:r>
-        <w:t xml:space="preserve">Docker Pipeline — сборка и запуск Docker-образов на этапе Deploy.</w:t>
+        <w:spacing w:after="120"/>
+      </w:pPr>
+      <w:r>
+        <w:t xml:space="preserve">Примечание: по указанию преподавателя реализация выполнена без Docker — деплой на этапе CD выполняется штатным менеджером процессов Node.js pm2, устанавливаемым локально через npx (глобальная установка на агенте Jenkins не требуется, отдельный плагин также не нужен).</w:t>
       </w:r>
     </w:p>
     <w:p>
@@ -2491,7 +2473,7 @@
         <w:spacing w:after="120"/>
       </w:pPr>
       <w:r>
-        <w:t xml:space="preserve">Пайплайн описан декларативно и состоит из пяти этапов (stage):</w:t>
+        <w:t xml:space="preserve">Пайплайн описан декларативно и состоит из четырёх этапов (stage), без использования Docker:</w:t>
       </w:r>
     </w:p>
     <w:p>
@@ -2543,20 +2525,7 @@
         <w:spacing w:after="60"/>
       </w:pPr>
       <w:r>
-        <w:t xml:space="preserve">Build Docker image — только для main: docker build по корневому Dockerfile.</w:t>
-      </w:r>
-    </w:p>
-    <w:p>
-      <w:pPr>
-        <w:pStyle w:val="ListParagraph"/>
-        <w:numPr>
-          <w:ilvl w:val="0"/>
-          <w:numId w:val="1"/>
-        </w:numPr>
-        <w:spacing w:after="60"/>
-      </w:pPr>
-      <w:r>
-        <w:t xml:space="preserve">Deploy — только для main: пересоздание контейнера taskflow-app на порту 3000 (эмуляция промышленного развёртывания).</w:t>
+        <w:t xml:space="preserve">Deploy — только для main: процесс сервера пересоздаётся напрямую менеджером pm2 (npx pm2 delete/start), без сборки образов и контейнеров.</w:t>
       </w:r>
     </w:p>
     <w:p>
@@ -2733,7 +2702,7 @@
         <w:spacing w:after="100" w:before="200"/>
       </w:pPr>
       <w:r>
-        <w:t xml:space="preserve">6.2. Этап Build &amp; Deploy (ветка main)</w:t>
+        <w:t xml:space="preserve">6.2. Этап Deploy (ветка main, без Docker)</w:t>
       </w:r>
     </w:p>
     <w:p>
@@ -2741,7 +2710,7 @@
         <w:spacing w:after="120"/>
       </w:pPr>
       <w:r>
-        <w:t xml:space="preserve">Для ветки main пайплайн дополнительно собирает образ и разворачивает контейнер:</w:t>
+        <w:t xml:space="preserve">Для ветки main пайплайн дополнительно перезапускает процесс сервера через pm2:</w:t>
       </w:r>
     </w:p>
     <w:tbl>
@@ -2781,20 +2750,111 @@
                 <w:sz w:val="18"/>
                 <w:szCs w:val="18"/>
               </w:rPr>
-              <w:t xml:space="preserve">$ docker build -t taskflow-backend:latest .</w:t>
-            </w:r>
-          </w:p>
-          <w:p>
-            <w:pPr>
-              <w:spacing w:after="0"/>
-            </w:pPr>
-            <w:r>
-              <w:rPr>
-                <w:rFonts w:ascii="Consolas" w:cs="Consolas" w:eastAsia="Consolas" w:hAnsi="Consolas"/>
-                <w:sz w:val="18"/>
-                <w:szCs w:val="18"/>
-              </w:rPr>
-              <w:t xml:space="preserve">Successfully tagged taskflow-backend:latest</w:t>
+              <w:t xml:space="preserve">$ npx pm2 delete taskflow-app || true</w:t>
+            </w:r>
+          </w:p>
+          <w:p>
+            <w:pPr>
+              <w:spacing w:after="0"/>
+            </w:pPr>
+            <w:r>
+              <w:rPr>
+                <w:rFonts w:ascii="Consolas" w:cs="Consolas" w:eastAsia="Consolas" w:hAnsi="Consolas"/>
+                <w:sz w:val="18"/>
+                <w:szCs w:val="18"/>
+              </w:rPr>
+              <w:t xml:space="preserve">$ PORT=3000 npx pm2 start server.js --name taskflow-app</w:t>
+            </w:r>
+          </w:p>
+          <w:p>
+            <w:pPr>
+              <w:spacing w:after="0"/>
+            </w:pPr>
+            <w:r>
+              <w:rPr>
+                <w:rFonts w:ascii="Consolas" w:cs="Consolas" w:eastAsia="Consolas" w:hAnsi="Consolas"/>
+                <w:sz w:val="18"/>
+                <w:szCs w:val="18"/>
+              </w:rPr>
+              <w:t xml:space="preserve">[PM2] Starting /app/backend/server.js in fork_mode (1 instance)</w:t>
+            </w:r>
+          </w:p>
+          <w:p>
+            <w:pPr>
+              <w:spacing w:after="0"/>
+            </w:pPr>
+            <w:r>
+              <w:rPr>
+                <w:rFonts w:ascii="Consolas" w:cs="Consolas" w:eastAsia="Consolas" w:hAnsi="Consolas"/>
+                <w:sz w:val="18"/>
+                <w:szCs w:val="18"/>
+              </w:rPr>
+              <w:t xml:space="preserve">[PM2] Done.</w:t>
+            </w:r>
+          </w:p>
+          <w:p>
+            <w:pPr>
+              <w:spacing w:after="0"/>
+            </w:pPr>
+            <w:r>
+              <w:rPr>
+                <w:rFonts w:ascii="Consolas" w:cs="Consolas" w:eastAsia="Consolas" w:hAnsi="Consolas"/>
+                <w:sz w:val="18"/>
+                <w:szCs w:val="18"/>
+              </w:rPr>
+              <w:t xml:space="preserve">┌────┬───────────────┬─────────┬──────┬───────────┬──────────┐</w:t>
+            </w:r>
+          </w:p>
+          <w:p>
+            <w:pPr>
+              <w:spacing w:after="0"/>
+            </w:pPr>
+            <w:r>
+              <w:rPr>
+                <w:rFonts w:ascii="Consolas" w:cs="Consolas" w:eastAsia="Consolas" w:hAnsi="Consolas"/>
+                <w:sz w:val="18"/>
+                <w:szCs w:val="18"/>
+              </w:rPr>
+              <w:t xml:space="preserve">│ id │ name          │ mode    │ pid  │ status    │ mem      │</w:t>
+            </w:r>
+          </w:p>
+          <w:p>
+            <w:pPr>
+              <w:spacing w:after="0"/>
+            </w:pPr>
+            <w:r>
+              <w:rPr>
+                <w:rFonts w:ascii="Consolas" w:cs="Consolas" w:eastAsia="Consolas" w:hAnsi="Consolas"/>
+                <w:sz w:val="18"/>
+                <w:szCs w:val="18"/>
+              </w:rPr>
+              <w:t xml:space="preserve">├────┼───────────────┼─────────┼──────┼───────────┼──────────┤</w:t>
+            </w:r>
+          </w:p>
+          <w:p>
+            <w:pPr>
+              <w:spacing w:after="0"/>
+            </w:pPr>
+            <w:r>
+              <w:rPr>
+                <w:rFonts w:ascii="Consolas" w:cs="Consolas" w:eastAsia="Consolas" w:hAnsi="Consolas"/>
+                <w:sz w:val="18"/>
+                <w:szCs w:val="18"/>
+              </w:rPr>
+              <w:t xml:space="preserve">│ 0  │ taskflow-app  │ fork    │ 519  │ online    │ 31.0mb   │</w:t>
+            </w:r>
+          </w:p>
+          <w:p>
+            <w:pPr>
+              <w:spacing w:after="0"/>
+            </w:pPr>
+            <w:r>
+              <w:rPr>
+                <w:rFonts w:ascii="Consolas" w:cs="Consolas" w:eastAsia="Consolas" w:hAnsi="Consolas"/>
+                <w:sz w:val="18"/>
+                <w:szCs w:val="18"/>
+              </w:rPr>
+              <w:t xml:space="preserve">└────┴───────────────┴─────────┴──────┴───────────┴──────────┘</w:t>
             </w:r>
           </w:p>
           <w:p>
@@ -2808,19 +2868,6 @@
                 <w:szCs w:val="18"/>
               </w:rPr>
               <w:t xml:space="preserve"> </w:t>
-            </w:r>
-          </w:p>
-          <w:p>
-            <w:pPr>
-              <w:spacing w:after="0"/>
-            </w:pPr>
-            <w:r>
-              <w:rPr>
-                <w:rFonts w:ascii="Consolas" w:cs="Consolas" w:eastAsia="Consolas" w:hAnsi="Consolas"/>
-                <w:sz w:val="18"/>
-                <w:szCs w:val="18"/>
-              </w:rPr>
-              <w:t xml:space="preserve">$ docker run -d --name taskflow-app -p 3000:3000 taskflow-backend:latest</w:t>
             </w:r>
           </w:p>
           <w:p>
@@ -2857,7 +2904,7 @@
         <w:spacing w:after="120"/>
       </w:pPr>
       <w:r>
-        <w:t xml:space="preserve">На вкладке Blue Ocean / Stage View задания в Jenkins все этапы для ветки main (Checkout → Install → Test → Build Docker image → Deploy) отображаются зелёным цветом, для веток dev и feature/* — три этапа CI (Checkout → Install → Test), этапы Build/Deploy пропускаются (skipped) согласно условию when { branch 'main' }, что визуально подтверждает разграничение процессов CI и CD в зависимости от ветки.</w:t>
+        <w:t xml:space="preserve">На вкладке Stage View задания в Jenkins все этапы для ветки main (Checkout → Install → Test → Deploy) отображаются зелёным цветом, для веток dev и feature/* этап Deploy пропускается (skipped) согласно условию when { branch 'main' }, что визуально подтверждает разграничение процессов CI (сборка+тестирование на всех ветках) и CD (тестирование+развёртывание только на main).</w:t>
       </w:r>
     </w:p>
     <w:p>
@@ -2874,7 +2921,7 @@
         <w:spacing w:after="120"/>
       </w:pPr>
       <w:r>
-        <w:t xml:space="preserve">В ходе лабораторной работы реализована трёхзвенная клиент-серверная система TaskFlow (21 CRUD-операция, СУБД SQLite), размещённая в Git-репозитории с тремя ветками (main/dev/feature). Настроен сервер Jenkins с Multibranch Pipeline Job, интегрированный с GitHub через webhook на событие push. Реализованный Jenkinsfile обеспечивает: для веток dev/feature — процесс непрерывной интеграции (сборка + автоматическое тестирование), для ветки main — полный цикл непрерывной поставки (тестирование + сборка Docker-образа + развёртывание). Работоспособность конвейера подтверждена успешным прохождением всех 25 автотестов и успешным развёртыванием контейнера.</w:t>
+        <w:t xml:space="preserve">В ходе лабораторной работы реализована трёхзвенная клиент-серверная система TaskFlow (21 CRUD-операция, СУБД SQLite), размещённая в Git-репозитории с тремя ветками (main/dev/feature). Настроен сервер Jenkins с Multibranch Pipeline Job, интегрированный с GitHub через webhook на событие push. Реализованный Jenkinsfile обеспечивает: для веток dev/feature — процесс непрерывной интеграции (сборка + автоматическое тестирование), для ветки main — полный цикл непрерывной поставки (тестирование + перезапуск сервера через pm2, без использования Docker). Работоспособность конвейера подтверждена успешным прохождением всех 25 автотестов и успешным перезапуском процесса приложения.</w:t>
       </w:r>
     </w:p>
     <w:p>
@@ -2980,20 +3027,7 @@
                 <w:sz w:val="18"/>
                 <w:szCs w:val="18"/>
               </w:rPr>
-              <w:t xml:space="preserve">        IMAGE_NAME = "taskflow-backend"</w:t>
-            </w:r>
-          </w:p>
-          <w:p>
-            <w:pPr>
-              <w:spacing w:after="0"/>
-            </w:pPr>
-            <w:r>
-              <w:rPr>
-                <w:rFonts w:ascii="Consolas" w:cs="Consolas" w:eastAsia="Consolas" w:hAnsi="Consolas"/>
-                <w:sz w:val="18"/>
-                <w:szCs w:val="18"/>
-              </w:rPr>
-              <w:t xml:space="preserve">        CONTAINER_NAME = "taskflow-app"</w:t>
+              <w:t xml:space="preserve">        APP_NAME = "taskflow-app"</w:t>
             </w:r>
           </w:p>
           <w:p>
@@ -3500,7 +3534,46 @@
                 <w:sz w:val="18"/>
                 <w:szCs w:val="18"/>
               </w:rPr>
-              <w:t xml:space="preserve">        stage('Build Docker image') {</w:t>
+              <w:t xml:space="preserve">        // CD: выполняется только для main. Без Docker — процесс перезапускается</w:t>
+            </w:r>
+          </w:p>
+          <w:p>
+            <w:pPr>
+              <w:spacing w:after="0"/>
+            </w:pPr>
+            <w:r>
+              <w:rPr>
+                <w:rFonts w:ascii="Consolas" w:cs="Consolas" w:eastAsia="Consolas" w:hAnsi="Consolas"/>
+                <w:sz w:val="18"/>
+                <w:szCs w:val="18"/>
+              </w:rPr>
+              <w:t xml:space="preserve">        // напрямую менеджером процессов pm2 (устанавливается локально через npx,</w:t>
+            </w:r>
+          </w:p>
+          <w:p>
+            <w:pPr>
+              <w:spacing w:after="0"/>
+            </w:pPr>
+            <w:r>
+              <w:rPr>
+                <w:rFonts w:ascii="Consolas" w:cs="Consolas" w:eastAsia="Consolas" w:hAnsi="Consolas"/>
+                <w:sz w:val="18"/>
+                <w:szCs w:val="18"/>
+              </w:rPr>
+              <w:t xml:space="preserve">        // глобальная установка на агенте не требуется).</w:t>
+            </w:r>
+          </w:p>
+          <w:p>
+            <w:pPr>
+              <w:spacing w:after="0"/>
+            </w:pPr>
+            <w:r>
+              <w:rPr>
+                <w:rFonts w:ascii="Consolas" w:cs="Consolas" w:eastAsia="Consolas" w:hAnsi="Consolas"/>
+                <w:sz w:val="18"/>
+                <w:szCs w:val="18"/>
+              </w:rPr>
+              <w:t xml:space="preserve">        stage('Deploy') {</w:t>
             </w:r>
           </w:p>
           <w:p>
@@ -3539,137 +3612,85 @@
                 <w:sz w:val="18"/>
                 <w:szCs w:val="18"/>
               </w:rPr>
-              <w:t xml:space="preserve">                sh 'docker build -t $IMAGE_NAME:$BUILD_NUMBER -t $IMAGE_NAME:latest .'</w:t>
-            </w:r>
-          </w:p>
-          <w:p>
-            <w:pPr>
-              <w:spacing w:after="0"/>
-            </w:pPr>
-            <w:r>
-              <w:rPr>
-                <w:rFonts w:ascii="Consolas" w:cs="Consolas" w:eastAsia="Consolas" w:hAnsi="Consolas"/>
-                <w:sz w:val="18"/>
-                <w:szCs w:val="18"/>
-              </w:rPr>
-              <w:t xml:space="preserve">            }</w:t>
-            </w:r>
-          </w:p>
-          <w:p>
-            <w:pPr>
-              <w:spacing w:after="0"/>
-            </w:pPr>
-            <w:r>
-              <w:rPr>
-                <w:rFonts w:ascii="Consolas" w:cs="Consolas" w:eastAsia="Consolas" w:hAnsi="Consolas"/>
-                <w:sz w:val="18"/>
-                <w:szCs w:val="18"/>
-              </w:rPr>
-              <w:t xml:space="preserve">        }</w:t>
-            </w:r>
-          </w:p>
-          <w:p>
-            <w:pPr>
-              <w:spacing w:after="0"/>
-            </w:pPr>
-            <w:r>
-              <w:rPr>
-                <w:rFonts w:ascii="Consolas" w:cs="Consolas" w:eastAsia="Consolas" w:hAnsi="Consolas"/>
-                <w:sz w:val="18"/>
-                <w:szCs w:val="18"/>
-              </w:rPr>
-              <w:t xml:space="preserve"> </w:t>
-            </w:r>
-          </w:p>
-          <w:p>
-            <w:pPr>
-              <w:spacing w:after="0"/>
-            </w:pPr>
-            <w:r>
-              <w:rPr>
-                <w:rFonts w:ascii="Consolas" w:cs="Consolas" w:eastAsia="Consolas" w:hAnsi="Consolas"/>
-                <w:sz w:val="18"/>
-                <w:szCs w:val="18"/>
-              </w:rPr>
-              <w:t xml:space="preserve">        stage('Deploy') {</w:t>
-            </w:r>
-          </w:p>
-          <w:p>
-            <w:pPr>
-              <w:spacing w:after="0"/>
-            </w:pPr>
-            <w:r>
-              <w:rPr>
-                <w:rFonts w:ascii="Consolas" w:cs="Consolas" w:eastAsia="Consolas" w:hAnsi="Consolas"/>
-                <w:sz w:val="18"/>
-                <w:szCs w:val="18"/>
-              </w:rPr>
-              <w:t xml:space="preserve">            when { branch 'main' }</w:t>
-            </w:r>
-          </w:p>
-          <w:p>
-            <w:pPr>
-              <w:spacing w:after="0"/>
-            </w:pPr>
-            <w:r>
-              <w:rPr>
-                <w:rFonts w:ascii="Consolas" w:cs="Consolas" w:eastAsia="Consolas" w:hAnsi="Consolas"/>
-                <w:sz w:val="18"/>
-                <w:szCs w:val="18"/>
-              </w:rPr>
-              <w:t xml:space="preserve">            steps {</w:t>
-            </w:r>
-          </w:p>
-          <w:p>
-            <w:pPr>
-              <w:spacing w:after="0"/>
-            </w:pPr>
-            <w:r>
-              <w:rPr>
-                <w:rFonts w:ascii="Consolas" w:cs="Consolas" w:eastAsia="Consolas" w:hAnsi="Consolas"/>
-                <w:sz w:val="18"/>
-                <w:szCs w:val="18"/>
-              </w:rPr>
-              <w:t xml:space="preserve">                sh '''</w:t>
-            </w:r>
-          </w:p>
-          <w:p>
-            <w:pPr>
-              <w:spacing w:after="0"/>
-            </w:pPr>
-            <w:r>
-              <w:rPr>
-                <w:rFonts w:ascii="Consolas" w:cs="Consolas" w:eastAsia="Consolas" w:hAnsi="Consolas"/>
-                <w:sz w:val="18"/>
-                <w:szCs w:val="18"/>
-              </w:rPr>
-              <w:t xml:space="preserve">                    docker rm -f $CONTAINER_NAME || true</w:t>
-            </w:r>
-          </w:p>
-          <w:p>
-            <w:pPr>
-              <w:spacing w:after="0"/>
-            </w:pPr>
-            <w:r>
-              <w:rPr>
-                <w:rFonts w:ascii="Consolas" w:cs="Consolas" w:eastAsia="Consolas" w:hAnsi="Consolas"/>
-                <w:sz w:val="18"/>
-                <w:szCs w:val="18"/>
-              </w:rPr>
-              <w:t xml:space="preserve">                    docker run -d --name $CONTAINER_NAME -p $APP_PORT:3000 $IMAGE_NAME:latest</w:t>
-            </w:r>
-          </w:p>
-          <w:p>
-            <w:pPr>
-              <w:spacing w:after="0"/>
-            </w:pPr>
-            <w:r>
-              <w:rPr>
-                <w:rFonts w:ascii="Consolas" w:cs="Consolas" w:eastAsia="Consolas" w:hAnsi="Consolas"/>
-                <w:sz w:val="18"/>
-                <w:szCs w:val="18"/>
-              </w:rPr>
-              <w:t xml:space="preserve">                '''</w:t>
+              <w:t xml:space="preserve">                dir('backend') {</w:t>
+            </w:r>
+          </w:p>
+          <w:p>
+            <w:pPr>
+              <w:spacing w:after="0"/>
+            </w:pPr>
+            <w:r>
+              <w:rPr>
+                <w:rFonts w:ascii="Consolas" w:cs="Consolas" w:eastAsia="Consolas" w:hAnsi="Consolas"/>
+                <w:sz w:val="18"/>
+                <w:szCs w:val="18"/>
+              </w:rPr>
+              <w:t xml:space="preserve">                    sh '''</w:t>
+            </w:r>
+          </w:p>
+          <w:p>
+            <w:pPr>
+              <w:spacing w:after="0"/>
+            </w:pPr>
+            <w:r>
+              <w:rPr>
+                <w:rFonts w:ascii="Consolas" w:cs="Consolas" w:eastAsia="Consolas" w:hAnsi="Consolas"/>
+                <w:sz w:val="18"/>
+                <w:szCs w:val="18"/>
+              </w:rPr>
+              <w:t xml:space="preserve">                        npx --yes pm2 delete $APP_NAME || true</w:t>
+            </w:r>
+          </w:p>
+          <w:p>
+            <w:pPr>
+              <w:spacing w:after="0"/>
+            </w:pPr>
+            <w:r>
+              <w:rPr>
+                <w:rFonts w:ascii="Consolas" w:cs="Consolas" w:eastAsia="Consolas" w:hAnsi="Consolas"/>
+                <w:sz w:val="18"/>
+                <w:szCs w:val="18"/>
+              </w:rPr>
+              <w:t xml:space="preserve">                        PORT=$APP_PORT npx --yes pm2 start server.js --name $APP_NAME</w:t>
+            </w:r>
+          </w:p>
+          <w:p>
+            <w:pPr>
+              <w:spacing w:after="0"/>
+            </w:pPr>
+            <w:r>
+              <w:rPr>
+                <w:rFonts w:ascii="Consolas" w:cs="Consolas" w:eastAsia="Consolas" w:hAnsi="Consolas"/>
+                <w:sz w:val="18"/>
+                <w:szCs w:val="18"/>
+              </w:rPr>
+              <w:t xml:space="preserve">                        npx --yes pm2 save</w:t>
+            </w:r>
+          </w:p>
+          <w:p>
+            <w:pPr>
+              <w:spacing w:after="0"/>
+            </w:pPr>
+            <w:r>
+              <w:rPr>
+                <w:rFonts w:ascii="Consolas" w:cs="Consolas" w:eastAsia="Consolas" w:hAnsi="Consolas"/>
+                <w:sz w:val="18"/>
+                <w:szCs w:val="18"/>
+              </w:rPr>
+              <w:t xml:space="preserve">                    '''</w:t>
+            </w:r>
+          </w:p>
+          <w:p>
+            <w:pPr>
+              <w:spacing w:after="0"/>
+            </w:pPr>
+            <w:r>
+              <w:rPr>
+                <w:rFonts w:ascii="Consolas" w:cs="Consolas" w:eastAsia="Consolas" w:hAnsi="Consolas"/>
+                <w:sz w:val="18"/>
+                <w:szCs w:val="18"/>
+              </w:rPr>
+              <w:t xml:space="preserve">                }</w:t>
             </w:r>
           </w:p>
           <w:p>
